--- a/internal_doc/11.经验分享/MongoDB SSL分析.docx
+++ b/internal_doc/11.经验分享/MongoDB SSL分析.docx
@@ -6,7 +6,6 @@
       <w:pPr>
         <w:pStyle w:val="Title"/>
         <w:rPr>
-          <w:rFonts w:hint="eastAsia"/>
           <w:kern w:val="0"/>
         </w:rPr>
       </w:pPr>
@@ -28,9 +27,6 @@
     <w:p>
       <w:pPr>
         <w:jc w:val="center"/>
-        <w:rPr>
-          <w:rFonts w:hint="eastAsia"/>
-        </w:rPr>
       </w:pPr>
       <w:r>
         <w:rPr>
@@ -1701,7 +1697,19 @@
         <w:rPr>
           <w:rFonts w:hint="eastAsia"/>
         </w:rPr>
-        <w:t>允许客户端连接使用无效的证书</w:t>
+        <w:t>允许</w:t>
+      </w:r>
+      <w:r>
+        <w:rPr>
+          <w:rFonts w:hint="eastAsia"/>
+        </w:rPr>
+        <w:t>服务端</w:t>
+      </w:r>
+      <w:r>
+        <w:rPr>
+          <w:rFonts w:hint="eastAsia"/>
+        </w:rPr>
+        <w:t>连接使用无效的证书</w:t>
       </w:r>
     </w:p>
     <w:p>
@@ -2742,7 +2750,7 @@
           <v:shape id="_x0000_i1025" type="#_x0000_t75" style="width:414.75pt;height:199.5pt" o:ole="">
             <v:imagedata r:id="rId7" o:title=""/>
           </v:shape>
-          <o:OLEObject Type="Embed" ProgID="Visio.Drawing.11" ShapeID="_x0000_i1025" DrawAspect="Content" ObjectID="_1483522961" r:id="rId8"/>
+          <o:OLEObject Type="Embed" ProgID="Visio.Drawing.11" ShapeID="_x0000_i1025" DrawAspect="Content" ObjectID="_1484226905" r:id="rId8"/>
         </w:object>
       </w:r>
     </w:p>
